--- a/ky/wisdom-stories/we-are-rich.docx
+++ b/ky/wisdom-stories/we-are-rich.docx
@@ -189,7 +189,7 @@
           <w:sz w:val="22"/>
           <w:lang w:val="ky-KG"/>
         </w:rPr>
-        <w:t xml:space="preserve">Сабак: </w:t>
+        <w:t>Сабак: Чыныгы байлык казынада эмес, элдин турмушунда. Жетекчини улук кылган кызматы эмес, ошол кызматта эли үчүн кылган иши.</w:t>
       </w:r>
       <w:r>
         <w:rPr>
@@ -198,7 +198,6 @@
           <w:sz w:val="22"/>
           <w:lang w:val="ky-KG"/>
         </w:rPr>
-        <w:t>Эл бакубат болсо, мамлекет да бай. Жетекчинин баркы сарайынан эмес, элинин жашоосунан билинет.</w:t>
       </w:r>
     </w:p>
     <w:p>
@@ -218,7 +217,7 @@
           <w:sz w:val="18"/>
           <w:lang w:val="ky-KG"/>
         </w:rPr>
-        <w:t>Окуя ачык интернет булактарынан алынды.</w:t>
+        <w:t>Аңгемелер ачык интернет булактарынан алынган, иллюстрациялар болсо ЖИ менен түзүлгөн.</w:t>
       </w:r>
     </w:p>
     <w:sectPr>

--- a/ky/wisdom-stories/we-are-rich.docx
+++ b/ky/wisdom-stories/we-are-rich.docx
@@ -3,223 +3,78 @@
 <w:document xmlns:wpc="http://schemas.microsoft.com/office/word/2010/wordprocessingCanvas" xmlns:cx="http://schemas.microsoft.com/office/drawing/2014/chartex" xmlns:cx1="http://schemas.microsoft.com/office/drawing/2015/9/8/chartex" xmlns:cx2="http://schemas.microsoft.com/office/drawing/2015/10/21/chartex" xmlns:cx3="http://schemas.microsoft.com/office/drawing/2016/5/9/chartex" xmlns:cx4="http://schemas.microsoft.com/office/drawing/2016/5/10/chartex" xmlns:cx5="http://schemas.microsoft.com/office/drawing/2016/5/11/chartex" xmlns:cx6="http://schemas.microsoft.com/office/drawing/2016/5/12/chartex" xmlns:cx7="http://schemas.microsoft.com/office/drawing/2016/5/13/chartex" xmlns:cx8="http://schemas.microsoft.com/office/drawing/2016/5/14/chartex" xmlns:mc="http://schemas.openxmlformats.org/markup-compatibility/2006" xmlns:aink="http://schemas.microsoft.com/office/drawing/2016/ink" xmlns:am3d="http://schemas.microsoft.com/office/drawing/2017/model3d" xmlns:o="urn:schemas-microsoft-com:office:office" xmlns:oel="http://schemas.microsoft.com/office/2019/extlst" xmlns:r="http://schemas.openxmlformats.org/officeDocument/2006/relationships" xmlns:m="http://schemas.openxmlformats.org/officeDocument/2006/math" xmlns:v="urn:schemas-microsoft-com:vml" xmlns:wp14="http://schemas.microsoft.com/office/word/2010/wordprocessingDrawing" xmlns:wp="http://schemas.openxmlformats.org/drawingml/2006/wordprocessingDrawing" xmlns:w10="urn:schemas-microsoft-com:office:word" xmlns:w="http://schemas.openxmlformats.org/wordprocessingml/2006/main" xmlns:w14="http://schemas.microsoft.com/office/word/2010/wordml" xmlns:w15="http://schemas.microsoft.com/office/word/2012/wordml" xmlns:w16cex="http://schemas.microsoft.com/office/word/2018/wordml/cex" xmlns:w16cid="http://schemas.microsoft.com/office/word/2016/wordml/cid" xmlns:w16="http://schemas.microsoft.com/office/word/2018/wordml" xmlns:w16du="http://schemas.microsoft.com/office/word/2023/wordml/word16du" xmlns:w16sdtdh="http://schemas.microsoft.com/office/word/2020/wordml/sdtdatahash" xmlns:w16sdtfl="http://schemas.microsoft.com/office/word/2024/wordml/sdtformatlock" xmlns:w16se="http://schemas.microsoft.com/office/word/2015/wordml/symex" xmlns:wpg="http://schemas.microsoft.com/office/word/2010/wordprocessingGroup" xmlns:wpi="http://schemas.microsoft.com/office/word/2010/wordprocessingInk" xmlns:wne="http://schemas.microsoft.com/office/word/2006/wordml" xmlns:wps="http://schemas.microsoft.com/office/word/2010/wordprocessingShape" mc:Ignorable="w14 w15 w16se w16cid w16 w16cex w16sdtdh w16sdtfl w16du wp14">
   <w:body>
     <w:p>
-      <w:pPr>
-        <w:pStyle w:val="Title"/>
-        <w:keepNext/>
-        <w:keepLines w:val="0"/>
-        <w:pageBreakBefore w:val="0"/>
-        <w:widowControl/>
-        <w:spacing w:line="269" w:lineRule="auto" w:after="180" w:before="0"/>
-      </w:pPr>
-      <w:bookmarkStart w:id="10220" w:name="Story_221"/>
       <w:r>
         <w:rPr>
-          <w:rFonts w:ascii="Arial" w:hAnsi="Arial"/>
           <w:b/>
-          <w:color w:val="000000"/>
-          <w:sz w:val="34"/>
-          <w:lang w:val="ky-KG"/>
+          <w:bCs/>
         </w:rPr>
         <w:t>Биз байбыз</w:t>
       </w:r>
-      <w:bookmarkEnd w:id="10220"/>
     </w:p>
     <w:p>
-      <w:pPr>
-        <w:keepNext w:val="0"/>
-        <w:keepLines w:val="0"/>
-        <w:pageBreakBefore w:val="0"/>
-        <w:widowControl/>
-        <w:spacing w:line="269" w:lineRule="auto" w:after="120" w:before="0"/>
-      </w:pPr>
       <w:r>
-        <w:rPr>
-          <w:rFonts w:ascii="Arial" w:eastAsia="Arial" w:hAnsi="Arial"/>
-          <w:color w:val="000000"/>
-          <w:sz w:val="22"/>
-          <w:lang w:val="ky-KG"/>
-        </w:rPr>
-        <w:t>IV кылымдын аягына жакын Жапонияда такта отурган император Нинтоку бир күнү бийик мунарага чыгып, өлкөсүн карайт. Асманга көтөрүлгөн бир да түтүн көрбөгөндө, эли жакырчылыкка батканын жана эч ким үйүндө тамак бышыра албай калганын түшүнөт.</w:t>
+        <w:t>Уламыш боюнча, Жапониянын императору Нинтоку бир күнү бийик мунарага чыгып, айлананы карайт. Үйлөрдүн биринен да түтүн чыкпаганын көрүп, эли жакырчылыкка кабылганын, казанга салар азыгы калбаганын түшүнөт.</w:t>
       </w:r>
     </w:p>
     <w:p>
-      <w:pPr>
-        <w:keepNext w:val="0"/>
-        <w:keepLines w:val="0"/>
-        <w:pageBreakBefore w:val="0"/>
-        <w:widowControl/>
-        <w:spacing w:line="269" w:lineRule="auto" w:after="120" w:before="0"/>
-      </w:pPr>
       <w:r>
-        <w:rPr>
-          <w:rFonts w:ascii="Arial" w:eastAsia="Arial" w:hAnsi="Arial"/>
-          <w:color w:val="000000"/>
-          <w:sz w:val="22"/>
-          <w:lang w:val="ky-KG"/>
-        </w:rPr>
-        <w:t>Ал дароо жарлык чыгарып, элге үч жыл бою өздөрү үчүн гана иштөөнү буюрат. Сарай кызматкерлерин да үйлөрүнө жөнөтөт. Өзү үчүн иштеп, салык төлөбөгөн эл үч жылдын аягында молчулукка жетет.</w:t>
+        <w:t>Ал дароо жарлык чыгарып, элди үч жылга салыктан жана сарай үчүн иштөө милдетинен бошотот. Адамдар бүт күчүн өз тиричилигине жумшай алышы үчүн сарайды оңдоо иштерин да кийинкиге калтырат.</w:t>
       </w:r>
     </w:p>
     <w:p>
-      <w:pPr>
-        <w:keepNext w:val="0"/>
-        <w:keepLines w:val="0"/>
-        <w:pageBreakBefore w:val="0"/>
-        <w:widowControl/>
-        <w:spacing w:line="269" w:lineRule="auto" w:after="120" w:before="0"/>
-      </w:pPr>
       <w:r>
-        <w:rPr>
-          <w:rFonts w:ascii="Arial" w:eastAsia="Arial" w:hAnsi="Arial"/>
-          <w:color w:val="000000"/>
-          <w:sz w:val="22"/>
-          <w:lang w:val="ky-KG"/>
-        </w:rPr>
-        <w:t>Үч жылдан кийин мунарага кайра чыккан Нинтоку туш-туштан көтөрүлгөн түтүндү көрүп, бүт өлкөдө очоктор жанганына ынанат да, жанындагы жубайына кубанып:</w:t>
+        <w:t>Үч жыл өтөт. Элдин турмушу оңолуп, үйлөрүнө молчулук келет.</w:t>
       </w:r>
     </w:p>
     <w:p>
-      <w:pPr>
-        <w:keepNext w:val="0"/>
-        <w:keepLines w:val="0"/>
-        <w:pageBreakBefore w:val="0"/>
-        <w:widowControl/>
-        <w:spacing w:line="269" w:lineRule="auto" w:after="120" w:before="0"/>
-      </w:pPr>
       <w:r>
-        <w:rPr>
-          <w:rFonts w:ascii="Arial" w:eastAsia="Arial" w:hAnsi="Arial"/>
-          <w:color w:val="000000"/>
-          <w:sz w:val="22"/>
-          <w:lang w:val="ky-KG"/>
-        </w:rPr>
-        <w:t>— Эми биз байбыз! — дейт.</w:t>
+        <w:t>Нинтоку кайрадан мунарага чыгат. Ар тараптагы үйлөрдөн түтүн көтөрүлүп жатканын көрүп, жанындагы жубайына кубана айтат:</w:t>
       </w:r>
     </w:p>
     <w:p>
-      <w:pPr>
-        <w:keepNext w:val="0"/>
-        <w:keepLines w:val="0"/>
-        <w:pageBreakBefore w:val="0"/>
-        <w:widowControl/>
-        <w:spacing w:line="269" w:lineRule="auto" w:after="120" w:before="0"/>
-      </w:pPr>
       <w:r>
-        <w:rPr>
-          <w:rFonts w:ascii="Arial" w:eastAsia="Arial" w:hAnsi="Arial"/>
-          <w:color w:val="000000"/>
-          <w:sz w:val="22"/>
-          <w:lang w:val="ky-KG"/>
-        </w:rPr>
-        <w:t>Императрица болсо үч жыл кароосуз калып эскирген, чатырынан суу аккан, гүлдөрү соолуган сарайды көрсөтүп:</w:t>
+        <w:t>— Эми биз байбыз!</w:t>
       </w:r>
     </w:p>
     <w:p>
-      <w:pPr>
-        <w:keepNext w:val="0"/>
-        <w:keepLines w:val="0"/>
-        <w:pageBreakBefore w:val="0"/>
-        <w:widowControl/>
-        <w:spacing w:line="269" w:lineRule="auto" w:after="120" w:before="0"/>
-      </w:pPr>
       <w:r>
-        <w:rPr>
-          <w:rFonts w:ascii="Arial" w:eastAsia="Arial" w:hAnsi="Arial"/>
-          <w:color w:val="000000"/>
-          <w:sz w:val="22"/>
-          <w:lang w:val="ky-KG"/>
-        </w:rPr>
-        <w:t>— Муну сен байлык дейсиңби? — деп сурайт.</w:t>
+        <w:t>Императрица болсо кароосуз калып, чатырынан суу тамган сарайды көрсөтүп:</w:t>
       </w:r>
     </w:p>
     <w:p>
-      <w:pPr>
-        <w:keepNext w:val="0"/>
-        <w:keepLines w:val="0"/>
-        <w:pageBreakBefore w:val="0"/>
-        <w:widowControl/>
-        <w:spacing w:line="269" w:lineRule="auto" w:after="120" w:before="0"/>
-      </w:pPr>
       <w:r>
-        <w:rPr>
-          <w:rFonts w:ascii="Arial" w:eastAsia="Arial" w:hAnsi="Arial"/>
-          <w:color w:val="000000"/>
-          <w:sz w:val="22"/>
-          <w:lang w:val="ky-KG"/>
-        </w:rPr>
-        <w:t>Нинтокунун жообу кылымдар бою жапондордун эсинен чыккан эмес:</w:t>
+        <w:t>— Ушуну байлык дейсиңби? — деп сурайт.</w:t>
       </w:r>
     </w:p>
     <w:p>
-      <w:pPr>
-        <w:keepNext/>
-        <w:keepLines w:val="0"/>
-        <w:pageBreakBefore w:val="0"/>
-        <w:widowControl/>
-        <w:spacing w:line="269" w:lineRule="auto" w:after="120" w:before="0"/>
-      </w:pPr>
       <w:r>
-        <w:rPr>
-          <w:rFonts w:ascii="Arial" w:eastAsia="Arial" w:hAnsi="Arial"/>
-          <w:color w:val="000000"/>
-          <w:sz w:val="22"/>
-          <w:lang w:val="ky-KG"/>
-        </w:rPr>
-        <w:t>— Элибиздин жакырчылыгы — биздин жакырчылыгыбыз, байлыгы болсо — биздин байлыгыбыз.</w:t>
+        <w:t>Нинтоку мындай жооп берет:</w:t>
       </w:r>
     </w:p>
     <w:p>
-      <w:pPr>
-        <w:pStyle w:val="Moral"/>
-        <w:keepNext/>
-        <w:keepLines/>
-        <w:pageBreakBefore w:val="0"/>
-        <w:widowControl/>
-        <w:spacing w:before="120" w:after="120" w:line="269" w:lineRule="auto"/>
-        <w:ind w:left="240" w:right="240"/>
-        <w:rPr>
-          <w:lang w:val="ru-RU"/>
-        </w:rPr>
-      </w:pPr>
       <w:r>
-        <w:rPr>
-          <w:rFonts w:ascii="Arial" w:hAnsi="Arial"/>
-          <w:b/>
-          <w:color w:val="000000"/>
-          <w:sz w:val="22"/>
-          <w:lang w:val="ky-KG"/>
-        </w:rPr>
-        <w:t>Сабак: Чыныгы байлык казынада эмес, элдин турмушунда. Жетекчини улук кылган кызматы эмес, ошол кызматта эли үчүн кылган иши.</w:t>
-      </w:r>
-      <w:r>
-        <w:rPr>
-          <w:rFonts w:ascii="Arial" w:hAnsi="Arial"/>
-          <w:color w:val="000000"/>
-          <w:sz w:val="22"/>
-          <w:lang w:val="ky-KG"/>
-        </w:rPr>
+        <w:t>— Элибиз кедей болсо, биз да кедейбиз. Элибиз бай болсо, биз да байбыз.</w:t>
       </w:r>
     </w:p>
     <w:p>
-      <w:pPr>
-        <w:keepNext w:val="0"/>
-        <w:keepLines w:val="0"/>
-        <w:pageBreakBefore w:val="0"/>
-        <w:widowControl/>
-        <w:spacing w:before="0" w:after="160" w:line="269" w:lineRule="auto"/>
-        <w:jc w:val="right"/>
-      </w:pPr>
       <w:r>
         <w:rPr>
-          <w:rFonts w:ascii="Arial" w:eastAsia="Arial" w:hAnsi="Arial" w:cs="Arial"/>
-          <w:i/>
-          <w:color w:val="000000"/>
-          <w:sz w:val="18"/>
-          <w:lang w:val="ky-KG"/>
+          <w:b/>
+          <w:bCs/>
         </w:rPr>
-        <w:t>Аңгемелер ачык интернет булактарынан алынган, иллюстрациялар болсо ЖИ менен түзүлгөн.</w:t>
+        <w:t>Сабак: Чыныгы байлык казынанын толгону менен эмес, элдин жакшы жашоосу менен өлчөнөт. Жетекчинин улуулугу ээлеген кызматынан эмес, элдин турмушун жакшыртуу үчүн жасаган ишинен көрүнөт.</w:t>
       </w:r>
     </w:p>
+    <w:p>
+      <w:r>
+        <w:rPr>
+          <w:i/>
+          <w:iCs/>
+        </w:rPr>
+        <w:t>Аңгемелер интернеттен чогултулуп, жасалма интеллекттин жардамы менен иштелип чыккан. Бардык сүрөттөр жасалма интеллект аркылуу түзүлгөн.</w:t>
+      </w:r>
+    </w:p>
+    <w:p/>
     <w:sectPr>
       <w:headerReference w:type="even" r:id="rId7"/>
       <w:headerReference w:type="default" r:id="rId8"/>
@@ -1050,7 +905,6 @@
     </w:pPr>
     <w:rPr>
       <w:rFonts w:asciiTheme="majorHAnsi" w:eastAsiaTheme="majorEastAsia" w:hAnsiTheme="majorHAnsi" w:cstheme="majorBidi"/>
-      <w:color w:val="000000"/>
       <w:sz w:val="40"/>
       <w:szCs w:val="40"/>
     </w:rPr>
@@ -1072,7 +926,6 @@
     </w:pPr>
     <w:rPr>
       <w:rFonts w:asciiTheme="majorHAnsi" w:eastAsiaTheme="majorEastAsia" w:hAnsiTheme="majorHAnsi" w:cstheme="majorBidi"/>
-      <w:color w:val="000000"/>
       <w:sz w:val="32"/>
       <w:szCs w:val="32"/>
     </w:rPr>
@@ -1095,7 +948,6 @@
     </w:pPr>
     <w:rPr>
       <w:rFonts w:eastAsiaTheme="majorEastAsia" w:cstheme="majorBidi"/>
-      <w:color w:val="000000"/>
       <w:sz w:val="28"/>
       <w:szCs w:val="28"/>
     </w:rPr>
@@ -1120,7 +972,6 @@
       <w:rFonts w:eastAsiaTheme="majorEastAsia" w:cstheme="majorBidi"/>
       <w:i/>
       <w:iCs/>
-      <w:color w:val="000000"/>
     </w:rPr>
   </w:style>
   <w:style w:type="paragraph" w:styleId="Heading5">
@@ -1141,7 +992,6 @@
     </w:pPr>
     <w:rPr>
       <w:rFonts w:eastAsiaTheme="majorEastAsia" w:cstheme="majorBidi"/>
-      <w:color w:val="000000"/>
     </w:rPr>
   </w:style>
   <w:style w:type="paragraph" w:styleId="Heading6">
@@ -1164,7 +1014,6 @@
       <w:rFonts w:eastAsiaTheme="majorEastAsia" w:cstheme="majorBidi"/>
       <w:i/>
       <w:iCs/>
-      <w:color w:val="000000"/>
     </w:rPr>
   </w:style>
   <w:style w:type="paragraph" w:styleId="Heading7">
@@ -1185,7 +1034,6 @@
     </w:pPr>
     <w:rPr>
       <w:rFonts w:eastAsiaTheme="majorEastAsia" w:cstheme="majorBidi"/>
-      <w:color w:val="000000"/>
     </w:rPr>
   </w:style>
   <w:style w:type="paragraph" w:styleId="Heading8">
@@ -1208,7 +1056,6 @@
       <w:rFonts w:eastAsiaTheme="majorEastAsia" w:cstheme="majorBidi"/>
       <w:i/>
       <w:iCs/>
-      <w:color w:val="000000"/>
     </w:rPr>
   </w:style>
   <w:style w:type="paragraph" w:styleId="Heading9">
@@ -1229,13 +1076,11 @@
     </w:pPr>
     <w:rPr>
       <w:rFonts w:eastAsiaTheme="majorEastAsia" w:cstheme="majorBidi"/>
-      <w:color w:val="000000"/>
     </w:rPr>
   </w:style>
   <w:style w:type="character" w:default="1" w:styleId="DefaultParagraphFont">
     <w:name w:val="Default Paragraph Font"/>
     <w:uiPriority w:val="1"/>
-    <w:semiHidden/>
     <w:unhideWhenUsed/>
   </w:style>
   <w:style w:type="table" w:default="1" w:styleId="TableNormal">
@@ -1391,7 +1236,6 @@
     </w:pPr>
     <w:rPr>
       <w:rFonts w:asciiTheme="majorHAnsi" w:eastAsiaTheme="majorEastAsia" w:hAnsiTheme="majorHAnsi" w:cstheme="majorBidi"/>
-      <w:color w:val="000000"/>
       <w:spacing w:val="-10"/>
       <w:kern w:val="28"/>
       <w:sz w:val="56"/>
@@ -1427,7 +1271,6 @@
     </w:pPr>
     <w:rPr>
       <w:rFonts w:eastAsiaTheme="majorEastAsia" w:cstheme="majorBidi"/>
-      <w:color w:val="000000"/>
       <w:spacing w:val="15"/>
       <w:sz w:val="28"/>
       <w:szCs w:val="28"/>
@@ -1462,7 +1305,6 @@
     <w:rPr>
       <w:i/>
       <w:iCs/>
-      <w:color w:val="000000"/>
     </w:rPr>
   </w:style>
   <w:style w:type="character" w:customStyle="1" w:styleId="QuoteChar">
@@ -1487,9 +1329,6 @@
       <w:ind w:left="720"/>
       <w:contextualSpacing/>
     </w:pPr>
-    <w:rPr>
-      <w:color w:val="000000"/>
-    </w:rPr>
   </w:style>
   <w:style w:type="character" w:styleId="IntenseEmphasis">
     <w:name w:val="Intense Emphasis"/>
@@ -1519,7 +1358,6 @@
     <w:rPr>
       <w:i/>
       <w:iCs/>
-      <w:color w:val="000000"/>
     </w:rPr>
   </w:style>
   <w:style w:type="character" w:customStyle="1" w:styleId="IntenseQuoteChar">
@@ -1559,9 +1397,6 @@
     <w:pPr>
       <w:spacing w:after="100"/>
     </w:pPr>
-    <w:rPr>
-      <w:color w:val="000000"/>
-    </w:rPr>
   </w:style>
   <w:style w:type="paragraph" w:customStyle="1" w:styleId="Moral">
     <w:name w:val="Moral"/>
@@ -1573,7 +1408,6 @@
     <w:rPr>
       <w:rFonts w:ascii="Arial" w:eastAsia="Arial" w:hAnsi="Arial"/>
       <w:i/>
-      <w:color w:val="000000"/>
       <w:kern w:val="0"/>
       <w:sz w:val="22"/>
       <w:szCs w:val="22"/>
@@ -1595,9 +1429,6 @@
       </w:tabs>
       <w:spacing w:after="0" w:line="240" w:lineRule="auto"/>
     </w:pPr>
-    <w:rPr>
-      <w:color w:val="000000"/>
-    </w:rPr>
   </w:style>
   <w:style w:type="character" w:customStyle="1" w:styleId="HeaderChar">
     <w:name w:val="Header Char"/>
@@ -1620,9 +1451,6 @@
       </w:tabs>
       <w:spacing w:after="0" w:line="240" w:lineRule="auto"/>
     </w:pPr>
-    <w:rPr>
-      <w:color w:val="000000"/>
-    </w:rPr>
   </w:style>
   <w:style w:type="character" w:customStyle="1" w:styleId="FooterChar">
     <w:name w:val="Footer Char"/>
@@ -1645,7 +1473,6 @@
     </w:pPr>
     <w:rPr>
       <w:rFonts w:eastAsiaTheme="minorEastAsia"/>
-      <w:color w:val="000000"/>
     </w:rPr>
   </w:style>
   <w:style w:type="paragraph" w:styleId="TOC3">
@@ -1662,7 +1489,6 @@
     </w:pPr>
     <w:rPr>
       <w:rFonts w:eastAsiaTheme="minorEastAsia"/>
-      <w:color w:val="000000"/>
     </w:rPr>
   </w:style>
   <w:style w:type="paragraph" w:styleId="TOC4">
@@ -1679,7 +1505,6 @@
     </w:pPr>
     <w:rPr>
       <w:rFonts w:eastAsiaTheme="minorEastAsia"/>
-      <w:color w:val="000000"/>
     </w:rPr>
   </w:style>
   <w:style w:type="paragraph" w:styleId="TOC5">
@@ -1696,7 +1521,6 @@
     </w:pPr>
     <w:rPr>
       <w:rFonts w:eastAsiaTheme="minorEastAsia"/>
-      <w:color w:val="000000"/>
     </w:rPr>
   </w:style>
   <w:style w:type="paragraph" w:styleId="TOC6">
@@ -1713,7 +1537,6 @@
     </w:pPr>
     <w:rPr>
       <w:rFonts w:eastAsiaTheme="minorEastAsia"/>
-      <w:color w:val="000000"/>
     </w:rPr>
   </w:style>
   <w:style w:type="paragraph" w:styleId="TOC7">
@@ -1730,7 +1553,6 @@
     </w:pPr>
     <w:rPr>
       <w:rFonts w:eastAsiaTheme="minorEastAsia"/>
-      <w:color w:val="000000"/>
     </w:rPr>
   </w:style>
   <w:style w:type="paragraph" w:styleId="TOC8">
@@ -1747,7 +1569,6 @@
     </w:pPr>
     <w:rPr>
       <w:rFonts w:eastAsiaTheme="minorEastAsia"/>
-      <w:color w:val="000000"/>
     </w:rPr>
   </w:style>
   <w:style w:type="paragraph" w:styleId="TOC9">
@@ -1764,7 +1585,6 @@
     </w:pPr>
     <w:rPr>
       <w:rFonts w:eastAsiaTheme="minorEastAsia"/>
-      <w:color w:val="000000"/>
     </w:rPr>
   </w:style>
   <w:style w:type="paragraph" w:styleId="TOCHeading">
@@ -1780,7 +1600,6 @@
       <w:outlineLvl w:val="9"/>
     </w:pPr>
     <w:rPr>
-      <w:color w:val="000000"/>
       <w:kern w:val="0"/>
       <w:sz w:val="32"/>
       <w:szCs w:val="32"/>
